--- a/Docs/MAIN_BRANCH_UX_INTERACTION_ACCESSIBILITY_AUDIT_CURRENT.docx
+++ b/Docs/MAIN_BRANCH_UX_INTERACTION_ACCESSIBILITY_AUDIT_CURRENT.docx
@@ -17,7 +17,7 @@
           <w:b/>
           <w:sz w:val="20"/>
         </w:rPr>
-        <w:t>Current pre-modification audit export. Source: MAIN_BRANCH_UX_INTERACTION_ACCESSIBILITY_AUDIT_CURRENT.md</w:t>
+        <w:t>Rolling current audit export. Source: MAIN_BRANCH_UX_INTERACTION_ACCESSIBILITY_AUDIT_CURRENT.md</w:t>
       </w:r>
     </w:p>
     <w:p>
@@ -137,7 +137,7 @@
           <w:b w:val="0"/>
           <w:sz w:val="20"/>
         </w:rPr>
-        <w:t xml:space="preserve">**Branch audited:** `main` @ `df9d886`  </w:t>
+        <w:t xml:space="preserve">**Branch audited:** `main` @ `ab398eb`  </w:t>
       </w:r>
     </w:p>
     <w:p>
@@ -146,7 +146,7 @@
           <w:b w:val="0"/>
           <w:sz w:val="20"/>
         </w:rPr>
-        <w:t xml:space="preserve">**Functional baseline on `main`:** feature code previously landed through `d962117`; this audit covers the current branch state as checked out today.  </w:t>
+        <w:t xml:space="preserve">**Functional baseline on `main`:** stable MAIN including legal revision flow, inline ascent warning policy, compact GPS overlays, App Intents catalog, iPhone -&gt; Watch push, recent sync activity surfaces, stopwatch reset safeguard, and aligned current documentation.  </w:t>
       </w:r>
     </w:p>
     <w:p>
@@ -1469,7 +1469,7 @@
           </w:tcPr>
           <w:p>
             <w:r>
-              <w:t>On-screen and via App Intents; reset has no extra confirmation guard.</w:t>
+              <w:t>On-screen and via App Intents; reset now asks confirmation when there is active stopwatch time to clear.</w:t>
             </w:r>
           </w:p>
         </w:tc>
@@ -1879,7 +1879,7 @@
           </w:tcPr>
           <w:p>
             <w:r>
-              <w:t>Partial</w:t>
+              <w:t>Yes</w:t>
             </w:r>
           </w:p>
         </w:tc>
@@ -1909,27 +1909,27 @@
           </w:tcPr>
           <w:p>
             <w:r>
-              <w:t>Yes</w:t>
-            </w:r>
-          </w:p>
-        </w:tc>
-        <w:tc>
-          <w:tcPr>
-            <w:tcW w:type="dxa" w:w="960"/>
-          </w:tcPr>
-          <w:p>
-            <w:r>
-              <w:t>MEDIUM</w:t>
-            </w:r>
-          </w:p>
-        </w:tc>
-        <w:tc>
-          <w:tcPr>
-            <w:tcW w:type="dxa" w:w="960"/>
-          </w:tcPr>
-          <w:p>
-            <w:r>
-              <w:t>Flow works; on-screen control labels remain partly non-localized.</w:t>
+              <w:t>No</w:t>
+            </w:r>
+          </w:p>
+        </w:tc>
+        <w:tc>
+          <w:tcPr>
+            <w:tcW w:type="dxa" w:w="960"/>
+          </w:tcPr>
+          <w:p>
+            <w:r>
+              <w:t>LOW</w:t>
+            </w:r>
+          </w:p>
+        </w:tc>
+        <w:tc>
+          <w:tcPr>
+            <w:tcW w:type="dxa" w:w="960"/>
+          </w:tcPr>
+          <w:p>
+            <w:r>
+              <w:t>Flow works and current stable labels/copy are aligned with localized MAIN terminology.</w:t>
             </w:r>
           </w:p>
         </w:tc>
@@ -3033,7 +3033,7 @@
           </w:tcPr>
           <w:p>
             <w:r>
-              <w:t>Aggregate counts/status available; no per-session sync timeline.</w:t>
+              <w:t>Aggregate status is supplemented by recent activity items; a persisted per-session delivery ledger is still not present.</w:t>
             </w:r>
           </w:p>
         </w:tc>
@@ -3351,7 +3351,7 @@
           </w:tcPr>
           <w:p>
             <w:r>
-              <w:t>Partial</w:t>
+              <w:t>Yes</w:t>
             </w:r>
           </w:p>
         </w:tc>
@@ -3381,27 +3381,27 @@
           </w:tcPr>
           <w:p>
             <w:r>
-              <w:t>Yes</w:t>
-            </w:r>
-          </w:p>
-        </w:tc>
-        <w:tc>
-          <w:tcPr>
-            <w:tcW w:type="dxa" w:w="960"/>
-          </w:tcPr>
-          <w:p>
-            <w:r>
-              <w:t>MEDIUM</w:t>
-            </w:r>
-          </w:p>
-        </w:tc>
-        <w:tc>
-          <w:tcPr>
-            <w:tcW w:type="dxa" w:w="960"/>
-          </w:tcPr>
-          <w:p>
-            <w:r>
-              <w:t>Useful diagnostics, but entitlement status copy can overstate readiness versus actual provisioning.</w:t>
+              <w:t>No</w:t>
+            </w:r>
+          </w:p>
+        </w:tc>
+        <w:tc>
+          <w:tcPr>
+            <w:tcW w:type="dxa" w:w="960"/>
+          </w:tcPr>
+          <w:p>
+            <w:r>
+              <w:t>LOW</w:t>
+            </w:r>
+          </w:p>
+        </w:tc>
+        <w:tc>
+          <w:tcPr>
+            <w:tcW w:type="dxa" w:w="960"/>
+          </w:tcPr>
+          <w:p>
+            <w:r>
+              <w:t>Useful diagnostics; copy now distinguishes static target config from real Apple provisioning/device validation.</w:t>
             </w:r>
           </w:p>
         </w:tc>
@@ -4023,7 +4023,7 @@
           </w:tcPr>
           <w:p>
             <w:r>
-              <w:t>Partial</w:t>
+              <w:t>Yes</w:t>
             </w:r>
           </w:p>
         </w:tc>
@@ -4053,27 +4053,27 @@
           </w:tcPr>
           <w:p>
             <w:r>
-              <w:t>Yes</w:t>
-            </w:r>
-          </w:p>
-        </w:tc>
-        <w:tc>
-          <w:tcPr>
-            <w:tcW w:type="dxa" w:w="960"/>
-          </w:tcPr>
-          <w:p>
-            <w:r>
-              <w:t>MEDIUM</w:t>
-            </w:r>
-          </w:p>
-        </w:tc>
-        <w:tc>
-          <w:tcPr>
-            <w:tcW w:type="dxa" w:w="960"/>
-          </w:tcPr>
-          <w:p>
-            <w:r>
-              <w:t>Functional tabs and share action; some visible labels remain hardcoded English.</w:t>
+              <w:t>No</w:t>
+            </w:r>
+          </w:p>
+        </w:tc>
+        <w:tc>
+          <w:tcPr>
+            <w:tcW w:type="dxa" w:w="960"/>
+          </w:tcPr>
+          <w:p>
+            <w:r>
+              <w:t>LOW</w:t>
+            </w:r>
+          </w:p>
+        </w:tc>
+        <w:tc>
+          <w:tcPr>
+            <w:tcW w:type="dxa" w:w="960"/>
+          </w:tcPr>
+          <w:p>
+            <w:r>
+              <w:t>Functional tabs and share action; stable MAIN labels are aligned with the current localization pass.</w:t>
             </w:r>
           </w:p>
         </w:tc>
@@ -4759,7 +4759,7 @@
           </w:tcPr>
           <w:p>
             <w:r>
-              <w:t>Partial</w:t>
+              <w:t>Yes</w:t>
             </w:r>
           </w:p>
         </w:tc>
@@ -4789,27 +4789,27 @@
           </w:tcPr>
           <w:p>
             <w:r>
-              <w:t>Yes</w:t>
-            </w:r>
-          </w:p>
-        </w:tc>
-        <w:tc>
-          <w:tcPr>
-            <w:tcW w:type="dxa" w:w="960"/>
-          </w:tcPr>
-          <w:p>
-            <w:r>
-              <w:t>MEDIUM</w:t>
-            </w:r>
-          </w:p>
-        </w:tc>
-        <w:tc>
-          <w:tcPr>
-            <w:tcW w:type="dxa" w:w="960"/>
-          </w:tcPr>
-          <w:p>
-            <w:r>
-              <w:t>Checklist + gas toggles + templates work; a few visible strings remain partially unlocalized or mixed-language.</w:t>
+              <w:t>No</w:t>
+            </w:r>
+          </w:p>
+        </w:tc>
+        <w:tc>
+          <w:tcPr>
+            <w:tcW w:type="dxa" w:w="960"/>
+          </w:tcPr>
+          <w:p>
+            <w:r>
+              <w:t>LOW</w:t>
+            </w:r>
+          </w:p>
+        </w:tc>
+        <w:tc>
+          <w:tcPr>
+            <w:tcW w:type="dxa" w:w="960"/>
+          </w:tcPr>
+          <w:p>
+            <w:r>
+              <w:t>Checklist, GAS toggles, templates, and visible labels are aligned with the current stable localization pass.</w:t>
             </w:r>
           </w:p>
         </w:tc>
@@ -4993,7 +4993,7 @@
           </w:tcPr>
           <w:p>
             <w:r>
-              <w:t>Aggregate state, push-to-watch, reset trust, conflict resolution present; no per-session delivery UI.</w:t>
+              <w:t>Aggregate state, push-to-watch, reset trust, conflict resolution, and recent activity are present; no persisted per-session delivery ledger yet.</w:t>
             </w:r>
           </w:p>
         </w:tc>
@@ -7405,7 +7405,7 @@
         <w:pStyle w:val="ListBullet"/>
       </w:pPr>
       <w:r>
-        <w:t>No separate user-facing UI to inspect per-session sync history</w:t>
+        <w:t>No separate persisted per-session sync ledger beyond the recent activity list</w:t>
       </w:r>
     </w:p>
     <w:p>
@@ -7423,7 +7423,7 @@
           <w:b w:val="0"/>
           <w:sz w:val="20"/>
         </w:rPr>
-        <w:t>**Misleading or outdated copy**</w:t>
+        <w:t>**Truthfulness / documentation notes**</w:t>
       </w:r>
     </w:p>
     <w:p/>
@@ -7432,7 +7432,7 @@
         <w:pStyle w:val="ListBullet"/>
       </w:pPr>
       <w:r>
-        <w:t>`InfoView` reports entitlement configuration using bundle/static diagnostics, while the current generic device build proves the active provisioning context is not ready</w:t>
+        <w:t>`InfoView` copy is now aligned with the actual provisioning limitation: configured target != approved entitlement/profile</w:t>
       </w:r>
     </w:p>
     <w:p>
@@ -7440,25 +7440,7 @@
         <w:pStyle w:val="ListBullet"/>
       </w:pPr>
       <w:r>
-        <w:t>`Docs/WATCH_MAIN_UX_CONVENTIONS.md` is stale in two areas:</w:t>
-      </w:r>
-    </w:p>
-    <w:p>
-      <w:r>
-        <w:rPr>
-          <w:b w:val="0"/>
-          <w:sz w:val="20"/>
-        </w:rPr>
-        <w:t xml:space="preserve">  - it still mentions mode selection as an accepted launch behavior, while `main` now skips it</w:t>
-      </w:r>
-    </w:p>
-    <w:p>
-      <w:r>
-        <w:rPr>
-          <w:b w:val="0"/>
-          <w:sz w:val="20"/>
-        </w:rPr>
-        <w:t xml:space="preserve">  - it still mentions a full-screen GPS confirmation overlay, while `DiveLiveView` uses a compact inline banner</w:t>
+        <w:t>`Docs/WATCH_MAIN_UX_CONVENTIONS.md` should be kept aligned with the compact GPS banner and auto-skip launch policy after future UI passes</w:t>
       </w:r>
     </w:p>
     <w:p/>
@@ -8262,7 +8244,7 @@
         <w:pStyle w:val="ListBullet"/>
       </w:pPr>
       <w:r>
-        <w:t>No dedicated per-session sync ledger; only aggregate sync/conflict status</w:t>
+        <w:t>No dedicated persisted per-session sync ledger; current UI shows aggregate sync/conflict status plus recent activity</w:t>
       </w:r>
     </w:p>
     <w:p/>
@@ -8613,7 +8595,7 @@
           </w:tcPr>
           <w:p>
             <w:r>
-              <w:t>Mostly absent</w:t>
+              <w:t>Minimal by design</w:t>
             </w:r>
           </w:p>
         </w:tc>
@@ -8623,7 +8605,7 @@
           </w:tcPr>
           <w:p>
             <w:r>
-              <w:t>No custom long-press guard on watch stopwatch reset or other critical controls.</w:t>
+              <w:t>No custom long-press workflow is required; destructive actions rely on explicit confirmation where needed, including stopwatch reset.</w:t>
             </w:r>
           </w:p>
         </w:tc>
@@ -9964,7 +9946,7 @@
           </w:tcPr>
           <w:p>
             <w:r>
-              <w:t>UX-H-02</w:t>
+              <w:t>UX-M-01</w:t>
             </w:r>
           </w:p>
         </w:tc>
@@ -9974,7 +9956,7 @@
           </w:tcPr>
           <w:p>
             <w:r>
-              <w:t>HIGH</w:t>
+              <w:t>MEDIUM</w:t>
             </w:r>
           </w:p>
         </w:tc>
@@ -9984,7 +9966,7 @@
           </w:tcPr>
           <w:p>
             <w:r>
-              <w:t>Legal/release</w:t>
+              <w:t>iOS</w:t>
             </w:r>
           </w:p>
         </w:tc>
@@ -9994,7 +9976,7 @@
           </w:tcPr>
           <w:p>
             <w:r>
-              <w:t>Terms and Privacy buttons in watchOS and iOS legal screens both point to the repository root instead of dedicated legal destinations</w:t>
+              <w:t>Planner remains metric internally despite global unit preference</w:t>
             </w:r>
           </w:p>
         </w:tc>
@@ -10004,7 +9986,7 @@
           </w:tcPr>
           <w:p>
             <w:r>
-              <w:t>Weakens reviewer/legal clarity and can become an App Store blocker</w:t>
+              <w:t>Honest notice exists, but imperial users still encounter mixed behavior by design</w:t>
             </w:r>
           </w:p>
         </w:tc>
@@ -10016,7 +9998,7 @@
           </w:tcPr>
           <w:p>
             <w:r>
-              <w:t>UX-M-01</w:t>
+              <w:t>UX-M-02</w:t>
             </w:r>
           </w:p>
         </w:tc>
@@ -10036,7 +10018,7 @@
           </w:tcPr>
           <w:p>
             <w:r>
-              <w:t>Watch</w:t>
+              <w:t>Both</w:t>
             </w:r>
           </w:p>
         </w:tc>
@@ -10046,7 +10028,7 @@
           </w:tcPr>
           <w:p>
             <w:r>
-              <w:t>`InfoView` entitlement wording can imply readiness even when device builds still fail on provisioning</w:t>
+              <w:t>No persisted per-session sync ledger yet; current UI shows summary/conflict state plus recent activity, not a full delivery history</w:t>
             </w:r>
           </w:p>
         </w:tc>
@@ -10056,7 +10038,7 @@
           </w:tcPr>
           <w:p>
             <w:r>
-              <w:t>Misleading diagnostics for testers/reviewers</w:t>
+              <w:t>Harder to prove end-to-end delivery for a specific dive over time</w:t>
             </w:r>
           </w:p>
         </w:tc>
@@ -10068,7 +10050,7 @@
           </w:tcPr>
           <w:p>
             <w:r>
-              <w:t>UX-M-02</w:t>
+              <w:t>UX-L-01</w:t>
             </w:r>
           </w:p>
         </w:tc>
@@ -10078,7 +10060,7 @@
           </w:tcPr>
           <w:p>
             <w:r>
-              <w:t>MEDIUM</w:t>
+              <w:t>LOW</w:t>
             </w:r>
           </w:p>
         </w:tc>
@@ -10088,7 +10070,7 @@
           </w:tcPr>
           <w:p>
             <w:r>
-              <w:t>iOS</w:t>
+              <w:t>Docs/process</w:t>
             </w:r>
           </w:p>
         </w:tc>
@@ -10098,7 +10080,7 @@
           </w:tcPr>
           <w:p>
             <w:r>
-              <w:t>Planner result areas remain partly mixed-language / unlocalized (`GAS RESERVE`, `Rock bottom`, `BRIEFING`, `TEAM GAS MATCH`, `CURVA BUHLMANN ZH-L16C`)</w:t>
+              <w:t>Historical docs can drift from the rolling MAIN state unless README, readiness audit, and UX conventions are refreshed together</w:t>
             </w:r>
           </w:p>
         </w:tc>
@@ -10108,7 +10090,7 @@
           </w:tcPr>
           <w:p>
             <w:r>
-              <w:t>EN/IT consistency is incomplete in a high-value flow</w:t>
+              <w:t>Reviewer confusion risk rather than runtime failure</w:t>
             </w:r>
           </w:p>
         </w:tc>
@@ -10120,7 +10102,7 @@
           </w:tcPr>
           <w:p>
             <w:r>
-              <w:t>UX-M-03</w:t>
+              <w:t>UX-L-02</w:t>
             </w:r>
           </w:p>
         </w:tc>
@@ -10130,7 +10112,7 @@
           </w:tcPr>
           <w:p>
             <w:r>
-              <w:t>MEDIUM</w:t>
+              <w:t>LOW</w:t>
             </w:r>
           </w:p>
         </w:tc>
@@ -10140,7 +10122,7 @@
           </w:tcPr>
           <w:p>
             <w:r>
-              <w:t>Watch</w:t>
+              <w:t>Build docs</w:t>
             </w:r>
           </w:p>
         </w:tc>
@@ -10150,7 +10132,7 @@
           </w:tcPr>
           <w:p>
             <w:r>
-              <w:t>Compass primary controls remain mixed-language and partly hardcoded (`SET BEARING`, dynamic bearing/delta line)</w:t>
+              <w:t>Simulator names vary by installed runtime (`Ultra 2` vs `Ultra 3`)</w:t>
             </w:r>
           </w:p>
         </w:tc>
@@ -10160,319 +10142,7 @@
           </w:tcPr>
           <w:p>
             <w:r>
-              <w:t>Watch localization consistency gap in a core navigation screen</w:t>
-            </w:r>
-          </w:p>
-        </w:tc>
-      </w:tr>
-      <w:tr>
-        <w:tc>
-          <w:tcPr>
-            <w:tcW w:type="dxa" w:w="1728"/>
-          </w:tcPr>
-          <w:p>
-            <w:r>
-              <w:t>UX-M-04</w:t>
-            </w:r>
-          </w:p>
-        </w:tc>
-        <w:tc>
-          <w:tcPr>
-            <w:tcW w:type="dxa" w:w="1728"/>
-          </w:tcPr>
-          <w:p>
-            <w:r>
-              <w:t>MEDIUM</w:t>
-            </w:r>
-          </w:p>
-        </w:tc>
-        <w:tc>
-          <w:tcPr>
-            <w:tcW w:type="dxa" w:w="1728"/>
-          </w:tcPr>
-          <w:p>
-            <w:r>
-              <w:t>iOS</w:t>
-            </w:r>
-          </w:p>
-        </w:tc>
-        <w:tc>
-          <w:tcPr>
-            <w:tcW w:type="dxa" w:w="1728"/>
-          </w:tcPr>
-          <w:p>
-            <w:r>
-              <w:t>Planner shows multiple mode tabs while only `advanced` is actually selectable</w:t>
-            </w:r>
-          </w:p>
-        </w:tc>
-        <w:tc>
-          <w:tcPr>
-            <w:tcW w:type="dxa" w:w="1728"/>
-          </w:tcPr>
-          <w:p>
-            <w:r>
-              <w:t>Disabled-but-visible modes create expectation of unavailable features</w:t>
-            </w:r>
-          </w:p>
-        </w:tc>
-      </w:tr>
-      <w:tr>
-        <w:tc>
-          <w:tcPr>
-            <w:tcW w:type="dxa" w:w="1728"/>
-          </w:tcPr>
-          <w:p>
-            <w:r>
-              <w:t>UX-M-05</w:t>
-            </w:r>
-          </w:p>
-        </w:tc>
-        <w:tc>
-          <w:tcPr>
-            <w:tcW w:type="dxa" w:w="1728"/>
-          </w:tcPr>
-          <w:p>
-            <w:r>
-              <w:t>MEDIUM</w:t>
-            </w:r>
-          </w:p>
-        </w:tc>
-        <w:tc>
-          <w:tcPr>
-            <w:tcW w:type="dxa" w:w="1728"/>
-          </w:tcPr>
-          <w:p>
-            <w:r>
-              <w:t>iOS</w:t>
-            </w:r>
-          </w:p>
-        </w:tc>
-        <w:tc>
-          <w:tcPr>
-            <w:tcW w:type="dxa" w:w="1728"/>
-          </w:tcPr>
-          <w:p>
-            <w:r>
-              <w:t>Planner remains metric internally despite global unit preference</w:t>
-            </w:r>
-          </w:p>
-        </w:tc>
-        <w:tc>
-          <w:tcPr>
-            <w:tcW w:type="dxa" w:w="1728"/>
-          </w:tcPr>
-          <w:p>
-            <w:r>
-              <w:t>Honest notice exists, but imperial users still encounter mixed behavior</w:t>
-            </w:r>
-          </w:p>
-        </w:tc>
-      </w:tr>
-      <w:tr>
-        <w:tc>
-          <w:tcPr>
-            <w:tcW w:type="dxa" w:w="1728"/>
-          </w:tcPr>
-          <w:p>
-            <w:r>
-              <w:t>UX-M-06</w:t>
-            </w:r>
-          </w:p>
-        </w:tc>
-        <w:tc>
-          <w:tcPr>
-            <w:tcW w:type="dxa" w:w="1728"/>
-          </w:tcPr>
-          <w:p>
-            <w:r>
-              <w:t>MEDIUM</w:t>
-            </w:r>
-          </w:p>
-        </w:tc>
-        <w:tc>
-          <w:tcPr>
-            <w:tcW w:type="dxa" w:w="1728"/>
-          </w:tcPr>
-          <w:p>
-            <w:r>
-              <w:t>Both</w:t>
-            </w:r>
-          </w:p>
-        </w:tc>
-        <w:tc>
-          <w:tcPr>
-            <w:tcW w:type="dxa" w:w="1728"/>
-          </w:tcPr>
-          <w:p>
-            <w:r>
-              <w:t>Per-session sync visibility is missing; UI is aggregate (`lastMessage`, counts, conflicts) rather than dive-specific</w:t>
-            </w:r>
-          </w:p>
-        </w:tc>
-        <w:tc>
-          <w:tcPr>
-            <w:tcW w:type="dxa" w:w="1728"/>
-          </w:tcPr>
-          <w:p>
-            <w:r>
-              <w:t>Harder to audit whether a specific dive or photo has synced</w:t>
-            </w:r>
-          </w:p>
-        </w:tc>
-      </w:tr>
-      <w:tr>
-        <w:tc>
-          <w:tcPr>
-            <w:tcW w:type="dxa" w:w="1728"/>
-          </w:tcPr>
-          <w:p>
-            <w:r>
-              <w:t>UX-L-01</w:t>
-            </w:r>
-          </w:p>
-        </w:tc>
-        <w:tc>
-          <w:tcPr>
-            <w:tcW w:type="dxa" w:w="1728"/>
-          </w:tcPr>
-          <w:p>
-            <w:r>
-              <w:t>LOW</w:t>
-            </w:r>
-          </w:p>
-        </w:tc>
-        <w:tc>
-          <w:tcPr>
-            <w:tcW w:type="dxa" w:w="1728"/>
-          </w:tcPr>
-          <w:p>
-            <w:r>
-              <w:t>Watch</w:t>
-            </w:r>
-          </w:p>
-        </w:tc>
-        <w:tc>
-          <w:tcPr>
-            <w:tcW w:type="dxa" w:w="1728"/>
-          </w:tcPr>
-          <w:p>
-            <w:r>
-              <w:t>No extra confirmation or long-press safeguard on stopwatch reset</w:t>
-            </w:r>
-          </w:p>
-        </w:tc>
-        <w:tc>
-          <w:tcPr>
-            <w:tcW w:type="dxa" w:w="1728"/>
-          </w:tcPr>
-          <w:p>
-            <w:r>
-              <w:t>Accidental reset is possible underwater/surface</w:t>
-            </w:r>
-          </w:p>
-        </w:tc>
-      </w:tr>
-      <w:tr>
-        <w:tc>
-          <w:tcPr>
-            <w:tcW w:type="dxa" w:w="1728"/>
-          </w:tcPr>
-          <w:p>
-            <w:r>
-              <w:t>UX-L-02</w:t>
-            </w:r>
-          </w:p>
-        </w:tc>
-        <w:tc>
-          <w:tcPr>
-            <w:tcW w:type="dxa" w:w="1728"/>
-          </w:tcPr>
-          <w:p>
-            <w:r>
-              <w:t>LOW</w:t>
-            </w:r>
-          </w:p>
-        </w:tc>
-        <w:tc>
-          <w:tcPr>
-            <w:tcW w:type="dxa" w:w="1728"/>
-          </w:tcPr>
-          <w:p>
-            <w:r>
-              <w:t>Docs/process</w:t>
-            </w:r>
-          </w:p>
-        </w:tc>
-        <w:tc>
-          <w:tcPr>
-            <w:tcW w:type="dxa" w:w="1728"/>
-          </w:tcPr>
-          <w:p>
-            <w:r>
-              <w:t>`Docs/WATCH_MAIN_UX_CONVENTIONS.md` no longer matches current MAIN behavior for GPS banner and mode selection</w:t>
-            </w:r>
-          </w:p>
-        </w:tc>
-        <w:tc>
-          <w:tcPr>
-            <w:tcW w:type="dxa" w:w="1728"/>
-          </w:tcPr>
-          <w:p>
-            <w:r>
-              <w:t>Audit docs and implementation are out of sync</w:t>
-            </w:r>
-          </w:p>
-        </w:tc>
-      </w:tr>
-      <w:tr>
-        <w:tc>
-          <w:tcPr>
-            <w:tcW w:type="dxa" w:w="1728"/>
-          </w:tcPr>
-          <w:p>
-            <w:r>
-              <w:t>UX-L-03</w:t>
-            </w:r>
-          </w:p>
-        </w:tc>
-        <w:tc>
-          <w:tcPr>
-            <w:tcW w:type="dxa" w:w="1728"/>
-          </w:tcPr>
-          <w:p>
-            <w:r>
-              <w:t>LOW</w:t>
-            </w:r>
-          </w:p>
-        </w:tc>
-        <w:tc>
-          <w:tcPr>
-            <w:tcW w:type="dxa" w:w="1728"/>
-          </w:tcPr>
-          <w:p>
-            <w:r>
-              <w:t>Build docs</w:t>
-            </w:r>
-          </w:p>
-        </w:tc>
-        <w:tc>
-          <w:tcPr>
-            <w:tcW w:type="dxa" w:w="1728"/>
-          </w:tcPr>
-          <w:p>
-            <w:r>
-              <w:t>Requested Watch Ultra 2 simulator destination was unavailable locally; installed runtime uses Ultra 3</w:t>
-            </w:r>
-          </w:p>
-        </w:tc>
-        <w:tc>
-          <w:tcPr>
-            <w:tcW w:type="dxa" w:w="1728"/>
-          </w:tcPr>
-          <w:p>
-            <w:r>
-              <w:t>QA instructions need a more resilient simulator note</w:t>
+              <w:t>QA instructions should always point to `xcodebuild -showdestinations`</w:t>
             </w:r>
           </w:p>
         </w:tc>
@@ -10612,7 +10282,7 @@
           </w:tcPr>
           <w:p>
             <w:r>
-              <w:t>Info diagnostics overstate entitlement readiness</w:t>
+              <w:t>Persisted proof of individual sync deliveries is limited</w:t>
             </w:r>
           </w:p>
         </w:tc>
@@ -10632,39 +10302,7 @@
           </w:tcPr>
           <w:p>
             <w:r>
-              <w:t>`InfoView` can show "Configured" even when current device builds fail on entitlement/profile.</w:t>
-            </w:r>
-          </w:p>
-        </w:tc>
-      </w:tr>
-      <w:tr>
-        <w:tc>
-          <w:tcPr>
-            <w:tcW w:type="dxa" w:w="2880"/>
-          </w:tcPr>
-          <w:p>
-            <w:r>
-              <w:t>Terms / Privacy destinations are weak</w:t>
-            </w:r>
-          </w:p>
-        </w:tc>
-        <w:tc>
-          <w:tcPr>
-            <w:tcW w:type="dxa" w:w="2880"/>
-          </w:tcPr>
-          <w:p>
-            <w:r>
-              <w:t>MEDIUM</w:t>
-            </w:r>
-          </w:p>
-        </w:tc>
-        <w:tc>
-          <w:tcPr>
-            <w:tcW w:type="dxa" w:w="2880"/>
-          </w:tcPr>
-          <w:p>
-            <w:r>
-              <w:t>Legal access exists, but the destination quality is not yet release-grade.</w:t>
+              <w:t>Recent activity helps, but long-lived dive-by-dive delivery evidence is still lightweight.</w:t>
             </w:r>
           </w:p>
         </w:tc>
@@ -11948,16 +11586,7 @@
           <w:b w:val="0"/>
           <w:sz w:val="20"/>
         </w:rPr>
-        <w:t>2. Dedicated legal destination quality should be improved before submission.</w:t>
-      </w:r>
-    </w:p>
-    <w:p>
-      <w:r>
-        <w:rPr>
-          <w:b w:val="0"/>
-          <w:sz w:val="20"/>
-        </w:rPr>
-        <w:t>3. Physical underwater/device claims must remain aligned with verified behavior only.</w:t>
+        <w:t>2. Physical underwater/device claims must remain aligned with verified behavior only.</w:t>
       </w:r>
     </w:p>
     <w:p/>
@@ -11976,7 +11605,7 @@
           <w:b w:val="0"/>
           <w:sz w:val="20"/>
         </w:rPr>
-        <w:t>1. Add per-session sync visibility instead of aggregate-only status.</w:t>
+        <w:t>1. Add a persisted per-session sync ledger if deeper delivery diagnostics become a product requirement.</w:t>
       </w:r>
     </w:p>
     <w:p>
@@ -11985,16 +11614,7 @@
           <w:b w:val="0"/>
           <w:sz w:val="20"/>
         </w:rPr>
-        <w:t>2. Consider a deliberate guard for stopwatch reset.</w:t>
-      </w:r>
-    </w:p>
-    <w:p>
-      <w:r>
-        <w:rPr>
-          <w:b w:val="0"/>
-          <w:sz w:val="20"/>
-        </w:rPr>
-        <w:t>3. Refresh stale docs (`WATCH_MAIN_UX_CONVENTIONS`, simulator references) so implementation and QA docs stay aligned.</w:t>
+        <w:t>2. Keep README / readiness / UX conventions aligned whenever MAIN UX policy changes.</w:t>
       </w:r>
     </w:p>
     <w:p/>
@@ -12078,7 +11698,7 @@
           </w:tcPr>
           <w:p>
             <w:r>
-              <w:t>Terms / Privacy destination cleanup</w:t>
+              <w:t>Persisted per-session sync ledger</w:t>
             </w:r>
           </w:p>
         </w:tc>
@@ -12088,139 +11708,7 @@
           </w:tcPr>
           <w:p>
             <w:r>
-              <w:t>Copy-only / docs / small UI wiring</w:t>
-            </w:r>
-          </w:p>
-        </w:tc>
-      </w:tr>
-      <w:tr>
-        <w:tc>
-          <w:tcPr>
-            <w:tcW w:type="dxa" w:w="4320"/>
-          </w:tcPr>
-          <w:p>
-            <w:r>
-              <w:t>Watch `InfoView` entitlement wording</w:t>
-            </w:r>
-          </w:p>
-        </w:tc>
-        <w:tc>
-          <w:tcPr>
-            <w:tcW w:type="dxa" w:w="4320"/>
-          </w:tcPr>
-          <w:p>
-            <w:r>
-              <w:t>Copy-only</w:t>
-            </w:r>
-          </w:p>
-        </w:tc>
-      </w:tr>
-      <w:tr>
-        <w:tc>
-          <w:tcPr>
-            <w:tcW w:type="dxa" w:w="4320"/>
-          </w:tcPr>
-          <w:p>
-            <w:r>
-              <w:t>Watch compass localization cleanup</w:t>
-            </w:r>
-          </w:p>
-        </w:tc>
-        <w:tc>
-          <w:tcPr>
-            <w:tcW w:type="dxa" w:w="4320"/>
-          </w:tcPr>
-          <w:p>
-            <w:r>
-              <w:t>Small UI fix</w:t>
-            </w:r>
-          </w:p>
-        </w:tc>
-      </w:tr>
-      <w:tr>
-        <w:tc>
-          <w:tcPr>
-            <w:tcW w:type="dxa" w:w="4320"/>
-          </w:tcPr>
-          <w:p>
-            <w:r>
-              <w:t>Planner result localization cleanup</w:t>
-            </w:r>
-          </w:p>
-        </w:tc>
-        <w:tc>
-          <w:tcPr>
-            <w:tcW w:type="dxa" w:w="4320"/>
-          </w:tcPr>
-          <w:p>
-            <w:r>
-              <w:t>Small UI fix</w:t>
-            </w:r>
-          </w:p>
-        </w:tc>
-      </w:tr>
-      <w:tr>
-        <w:tc>
-          <w:tcPr>
-            <w:tcW w:type="dxa" w:w="4320"/>
-          </w:tcPr>
-          <w:p>
-            <w:r>
-              <w:t>Planner disabled-tab affordance refinement</w:t>
-            </w:r>
-          </w:p>
-        </w:tc>
-        <w:tc>
-          <w:tcPr>
-            <w:tcW w:type="dxa" w:w="4320"/>
-          </w:tcPr>
-          <w:p>
-            <w:r>
-              <w:t>Small UI fix</w:t>
-            </w:r>
-          </w:p>
-        </w:tc>
-      </w:tr>
-      <w:tr>
-        <w:tc>
-          <w:tcPr>
-            <w:tcW w:type="dxa" w:w="4320"/>
-          </w:tcPr>
-          <w:p>
-            <w:r>
-              <w:t>Per-session sync visibility</w:t>
-            </w:r>
-          </w:p>
-        </w:tc>
-        <w:tc>
-          <w:tcPr>
-            <w:tcW w:type="dxa" w:w="4320"/>
-          </w:tcPr>
-          <w:p>
-            <w:r>
               <w:t>Small functional fix to medium functional enhancement</w:t>
-            </w:r>
-          </w:p>
-        </w:tc>
-      </w:tr>
-      <w:tr>
-        <w:tc>
-          <w:tcPr>
-            <w:tcW w:type="dxa" w:w="4320"/>
-          </w:tcPr>
-          <w:p>
-            <w:r>
-              <w:t>Stopwatch reset safety guard</w:t>
-            </w:r>
-          </w:p>
-        </w:tc>
-        <w:tc>
-          <w:tcPr>
-            <w:tcW w:type="dxa" w:w="4320"/>
-          </w:tcPr>
-          <w:p>
-            <w:r>
-              <w:t>Small UI / small functional fix</w:t>
             </w:r>
           </w:p>
         </w:tc>
@@ -12306,7 +11794,7 @@
           <w:b w:val="0"/>
           <w:sz w:val="20"/>
         </w:rPr>
-        <w:t xml:space="preserve">  - copy/localization</w:t>
+        <w:t xml:space="preserve">  - paired-device evidence collection</w:t>
       </w:r>
     </w:p>
     <w:p>
@@ -12315,7 +11803,7 @@
           <w:b w:val="0"/>
           <w:sz w:val="20"/>
         </w:rPr>
-        <w:t xml:space="preserve">  - small UI honesty/discoverability improvements</w:t>
+        <w:t xml:space="preserve">  - lightweight diagnostics/docs maintenance</w:t>
       </w:r>
     </w:p>
     <w:p/>
@@ -12398,7 +11886,7 @@
           </w:tcPr>
           <w:p>
             <w:r>
-              <w:t>~72%</w:t>
+              <w:t>~84%</w:t>
             </w:r>
           </w:p>
         </w:tc>
@@ -12408,7 +11896,7 @@
           </w:tcPr>
           <w:p>
             <w:r>
-              <w:t>Main simulator flows are healthy, but device release readiness is blocked by the Watch entitlement/profile issue.</w:t>
+              <w:t>MAIN simulator flows and repo-side UX/docs are coherent, but device release readiness is still blocked by the Watch entitlement/profile issue.</w:t>
             </w:r>
           </w:p>
         </w:tc>
@@ -12430,7 +11918,7 @@
           </w:tcPr>
           <w:p>
             <w:r>
-              <w:t>~86%</w:t>
+              <w:t>~93%</w:t>
             </w:r>
           </w:p>
         </w:tc>
@@ -12440,7 +11928,7 @@
           </w:tcPr>
           <w:p>
             <w:r>
-              <w:t>Most implemented MAIN features are reachable and understandable.</w:t>
+              <w:t>Most implemented MAIN features are reachable, understandable, and aligned with the current stable copy/localization pass.</w:t>
             </w:r>
           </w:p>
         </w:tc>
@@ -12462,7 +11950,7 @@
           </w:tcPr>
           <w:p>
             <w:r>
-              <w:t>~91%</w:t>
+              <w:t>~93%</w:t>
             </w:r>
           </w:p>
         </w:tc>
@@ -12494,7 +11982,7 @@
           </w:tcPr>
           <w:p>
             <w:r>
-              <w:t>~84%</w:t>
+              <w:t>~88%</w:t>
             </w:r>
           </w:p>
         </w:tc>
@@ -12504,7 +11992,7 @@
           </w:tcPr>
           <w:p>
             <w:r>
-              <w:t>Watch settings are strong; iOS settings are honest, with some expected watch-local gaps.</w:t>
+              <w:t>Watch settings are strong; iOS settings are honest, with some expected watch-local boundaries.</w:t>
             </w:r>
           </w:p>
         </w:tc>
@@ -12526,7 +12014,7 @@
           </w:tcPr>
           <w:p>
             <w:r>
-              <w:t>~83%</w:t>
+              <w:t>~85%</w:t>
             </w:r>
           </w:p>
         </w:tc>
@@ -12558,7 +12046,7 @@
           </w:tcPr>
           <w:p>
             <w:r>
-              <w:t>~80%</w:t>
+              <w:t>~86%</w:t>
             </w:r>
           </w:p>
         </w:tc>
@@ -12568,7 +12056,7 @@
           </w:tcPr>
           <w:p>
             <w:r>
-              <w:t>Core sync/conflict flows exist; dive-specific delivery visibility remains limited.</w:t>
+              <w:t>Core sync/conflict flows exist and recent activity improves visibility, but a persisted dive-specific ledger is still limited.</w:t>
             </w:r>
           </w:p>
         </w:tc>
@@ -12590,7 +12078,7 @@
           </w:tcPr>
           <w:p>
             <w:r>
-              <w:t>~82%</w:t>
+              <w:t>~84%</w:t>
             </w:r>
           </w:p>
         </w:tc>
@@ -12622,7 +12110,7 @@
           </w:tcPr>
           <w:p>
             <w:r>
-              <w:t>~85%</w:t>
+              <w:t>~90%</w:t>
             </w:r>
           </w:p>
         </w:tc>
@@ -12632,7 +12120,7 @@
           </w:tcPr>
           <w:p>
             <w:r>
-              <w:t>Simulator builds pass, but generic device builds fail due to provisioning/entitlement.</w:t>
+              <w:t>`xcodegen` and simulator builds pass, but generic device builds fail due to provisioning/entitlement.</w:t>
             </w:r>
           </w:p>
         </w:tc>
@@ -12654,7 +12142,7 @@
           <w:b w:val="0"/>
           <w:sz w:val="20"/>
         </w:rPr>
-        <w:t>**App Store readiness verdict:** **Not ready** for the same reason, plus legal-link quality should be improved before submission.</w:t>
+        <w:t>**App Store readiness verdict:** **Not ready** for the same entitlement/device-evidence reason.</w:t>
       </w:r>
     </w:p>
     <w:p/>
@@ -12702,7 +12190,7 @@
           <w:b w:val="0"/>
           <w:sz w:val="20"/>
         </w:rPr>
-        <w:t>3. a smaller cleanup pass for mixed-language UI and legal/reviewer polish</w:t>
+        <w:t>3. ongoing paired-device evidence collection and release QA</w:t>
       </w:r>
     </w:p>
     <w:p/>
